--- a/report/README_项目进度与架构说明.docx
+++ b/report/README_项目进度与架构说明.docx
@@ -31,6 +31,282 @@
       </w:r>
     </w:p>
     <w:p>
+      <w:r>
+        <w:rPr>
+          <w:b/>
+          <w:sz w:val="28"/>
+        </w:rPr>
+        <w:t>★ 新会话接手速查（新窗口先看这一节，5 分钟接上进度）</w:t>
+      </w:r>
+    </w:p>
+    <w:p>
+      <w:r>
+        <w:t>【一句话现状】平台 + 网页监控台已成型；小车端真机已跑通「取货 → AR码校验 → 送达 → 放货」全流程；无人机端为【人操作】网页上报（不涉及自主飞行）。当前卡点：机械臂抓取精度（先充电复测）+ 停位误差实测。</w:t>
+      </w:r>
+    </w:p>
+    <w:p>
+      <w:r>
+        <w:rPr>
+          <w:b/>
+          <w:sz w:val="24"/>
+        </w:rPr>
+        <w:t>【四台机器 / 代码在哪】</w:t>
+      </w:r>
+    </w:p>
+    <w:p>
+      <w:r>
+        <w:t>· 本地电脑（改代码/文档都在这里）：D:\ROS\陈嘉誉小车+无人机\  →  平台/hub.py · web平台/ · 设备端/ · report/</w:t>
+      </w:r>
+    </w:p>
+    <w:p>
+      <w:r>
+        <w:t>· 云服务器：&lt;你的服务器IP&gt;（MQTT 1884 / 网页 8010），代码在 /root/chenjiayu/</w:t>
+      </w:r>
+    </w:p>
+    <w:p>
+      <w:r>
+        <w:t>· 小车：rockpi-5b，bingda@192.168.43.151，代码在 ~/chen_car_drone/小车/</w:t>
+      </w:r>
+    </w:p>
+    <w:p>
+      <w:r>
+        <w:t>· 机载 NX：nvidia@192.168.43.241，代码在 /mnt/usb/chenjiayu/无人机/</w:t>
+      </w:r>
+    </w:p>
+    <w:p>
+      <w:r>
+        <w:rPr>
+          <w:b/>
+          <w:sz w:val="24"/>
+        </w:rPr>
+        <w:t>【启动顺序（小车 5 终端 + NX 1 终端）】</w:t>
+      </w:r>
+    </w:p>
+    <w:p>
+      <w:r>
+        <w:t>终端1  roscore</w:t>
+      </w:r>
+    </w:p>
+    <w:p>
+      <w:r>
+        <w:t>终端2  source ~/catkin_ws/devel/setup.bash &amp;&amp; roslaunch wd_base_control base_control.launch   （必须先起）</w:t>
+      </w:r>
+    </w:p>
+    <w:p>
+      <w:r>
+        <w:t>终端3  source ~/catkin_ws/devel/setup.bash &amp;&amp; roslaunch wd_robot_navigation robot_navigation.launch open_rviz:=true map_file:=$HOME/chen_car_drone/maps/lab_20261009.yaml</w:t>
+      </w:r>
+    </w:p>
+    <w:p>
+      <w:r>
+        <w:t>终端4  source ~/catkin_ws/devel/setup.bash &amp;&amp; roslaunch wd_vision bringup.launch   （相机+AR识别，少它读不到码）</w:t>
+      </w:r>
+    </w:p>
+    <w:p>
+      <w:r>
+        <w:t>终端5  cd ~/chen_car_drone/小车 &amp;&amp; source ~/catkin_ws/devel/setup.bash &amp;&amp; python3 -u mqtt_bridge_node.py</w:t>
+      </w:r>
+    </w:p>
+    <w:p>
+      <w:r>
+        <w:t>NX     cd /mnt/usb/chenjiayu/无人机 &amp;&amp; python3 device_client.py --role drone   （保持开着，让无人机在线）</w:t>
+      </w:r>
+    </w:p>
+    <w:p>
+      <w:r>
+        <w:t>★ 终端3 起来后必须做：把车推回建图起点 → RViz 点【2D Pose Estimate】→ 拖到【激光点云和地图墙体贴合】（不贴合 = 报错了位置，车会系统性走偏）</w:t>
+      </w:r>
+    </w:p>
+    <w:p>
+      <w:r>
+        <w:rPr>
+          <w:b/>
+          <w:sz w:val="24"/>
+        </w:rPr>
+        <w:t>【关键坐标（新实验室 lab_20261009，2026-10-09 实测 amcl_pose）】</w:t>
+      </w:r>
+    </w:p>
+    <w:p>
+      <w:r>
+        <w:t>取货点 x=1.3498 y=0.2309 qz=-0.045680 qw=0.998956（yaw≈-5.2°）</w:t>
+      </w:r>
+    </w:p>
+    <w:p>
+      <w:r>
+        <w:t>送达点 x=2.0260 y=-1.7208 qz=-0.994891 qw=0.100955（yaw≈-168.4°）</w:t>
+      </w:r>
+    </w:p>
+    <w:p>
+      <w:r>
+        <w:t>起点   x=-0.1222 y=0.3362 yaw=0.3072（≈17.6°）</w:t>
+      </w:r>
+    </w:p>
+    <w:p>
+      <w:r>
+        <w:t>★ 换场地/换地图后这三组必须重标：改 设备端/mqtt_bridge_node.py 的 SITES / HOME_POS + 网页 index.html 的 SITE_PTS</w:t>
+      </w:r>
+    </w:p>
+    <w:p>
+      <w:r>
+        <w:rPr>
+          <w:b/>
+          <w:sz w:val="24"/>
+        </w:rPr>
+        <w:t>【AR 码 = 货物身份证】现有 3 枚：MarkerData_3 / 4 / 5.png（id = 3 / 4 / 5）</w:t>
+      </w:r>
+    </w:p>
+    <w:p>
+      <w:r>
+        <w:t>流程：无人机端网页填「收件人+手机+送到哪+AR码序号」→ 平台建包裹(带码号)+派车 → 小车到货架【读码校验】：读到 ≠ 平台给的就不抓并告警（防调包 / 放错货架）。</w:t>
+      </w:r>
+    </w:p>
+    <w:p>
+      <w:r>
+        <w:t>★ 等码时间 120 秒（AR_WAIT_SEC 可调）；默认【不自动回起点】（AUTO_GO_HOME=0，车停在送达点待命）。</w:t>
+      </w:r>
+    </w:p>
+    <w:p>
+      <w:r>
+        <w:rPr>
+          <w:b/>
+          <w:sz w:val="24"/>
+        </w:rPr>
+        <w:t>【两个辅助脚本（设备端/）】</w:t>
+      </w:r>
+    </w:p>
+    <w:p>
+      <w:r>
+        <w:t>· ar_range_check.py —— 相机 AR 识别范围测试：实时打印码在【相机系】【车体系】的 x y z + 距离范围（用来定物块该摆哪）</w:t>
+      </w:r>
+    </w:p>
+    <w:p>
+      <w:r>
+        <w:t>· cam_web.py —— 网页看相机画面：小车上跑 python3 cam_web.py，电脑浏览器开 http://&lt;小车IP&gt;:8088（不需要图形界面）</w:t>
+      </w:r>
+    </w:p>
+    <w:p>
+      <w:r>
+        <w:rPr>
+          <w:b/>
+          <w:sz w:val="24"/>
+        </w:rPr>
+        <w:t>【本轮踩过 / 已修的坑（再遇到先看这里）】</w:t>
+      </w:r>
+    </w:p>
+    <w:p>
+      <w:r>
+        <w:t>1. 机械臂「夹住后回 init 又松开」→ _pub_grip / set_gripper 必须写回 self.arm_angles（只改 list 副本没用）</w:t>
+      </w:r>
+    </w:p>
+    <w:p>
+      <w:r>
+        <w:t>2. ★ 机械臂整体不动 / 只有几个动 → 先怀疑【电池没电】（用户实测，充满电即恢复）—— 别一上来就查代码</w:t>
+      </w:r>
+    </w:p>
+    <w:p>
+      <w:r>
+        <w:t>3. AR 消息 header.frame_id 为空 → tf2 报 frame_ids cannot be empty → 节点要用 output_frame(arm_image_link) 兜底</w:t>
+      </w:r>
+    </w:p>
+    <w:p>
+      <w:r>
+        <w:t>4. 货架状态「画面空但平台还认为有货」→ sync_slots 以前只同步数据库、没同步平台内存 → 已修</w:t>
+      </w:r>
+    </w:p>
+    <w:p>
+      <w:r>
+        <w:t>5. 无人机「已放货」必须【建包裹】而不只建任务，否则车到货架会收到 wait「货物尚未入库」</w:t>
+      </w:r>
+    </w:p>
+    <w:p>
+      <w:r>
+        <w:t>6. 小车 config_local.py 缺 MQTT_BROKER → 会去连字符串「你的MQTT服务器IP」，只报域名解析失败 → 现在会明确报错</w:t>
+      </w:r>
+    </w:p>
+    <w:p>
+      <w:r>
+        <w:t>7. 停位精度：TEB xy_goal_tolerance=0.1m / yaw_goal_tolerance=0.2rad（±10cm / ±11°）→ 固定姿态抓 3cm 物块可能不够。待实测：跑一轮记下 ar_range_check 的「相机系 x/y」= 实际停位误差</w:t>
+      </w:r>
+    </w:p>
+    <w:p>
+      <w:r>
+        <w:rPr>
+          <w:b/>
+          <w:sz w:val="24"/>
+        </w:rPr>
+        <w:t>【进度 / 下一步】</w:t>
+      </w:r>
+    </w:p>
+    <w:p>
+      <w:r>
+        <w:t>✅ 平台+网页：4 角色分权 / 两类货架 / 包裹跟踪 / 接口鉴权 / 事件记录中文化</w:t>
+      </w:r>
+    </w:p>
+    <w:p>
+      <w:r>
+        <w:t>✅ 小车端：全流程跑通（取货 → AR 校验 → 送达 → 放货；不自动回起点）</w:t>
+      </w:r>
+    </w:p>
+    <w:p>
+      <w:r>
+        <w:t>✅ 无人机端：人操作网页上报 + NX 心跳/GPS</w:t>
+      </w:r>
+    </w:p>
+    <w:p>
+      <w:r>
+        <w:t>⬜ 机械臂抓取：先充满电复测（夹住 → 折叠）</w:t>
+      </w:r>
+    </w:p>
+    <w:p>
+      <w:r>
+        <w:t>⬜ 测停位误差 → 决定要不要做「AR 码视觉引导补偿」（用码位置微调机械臂角度）</w:t>
+      </w:r>
+    </w:p>
+    <w:p>
+      <w:r>
+        <w:t>⬜ 无人机自动卸货：舵机 + 挡片 + 光电检测（★ 不需要自主飞行），用户已提议</w:t>
+      </w:r>
+    </w:p>
+    <w:p>
+      <w:r>
+        <w:t>⬜ 录屏留证（答辩材料）</w:t>
+      </w:r>
+    </w:p>
+    <w:p>
+      <w:r>
+        <w:rPr>
+          <w:b/>
+          <w:sz w:val="24"/>
+        </w:rPr>
+        <w:t>【隐私外置（别把真值写回代码）】</w:t>
+      </w:r>
+    </w:p>
+    <w:p>
+      <w:r>
+        <w:t>代码里只有占位符，真值放【不进 git】的配置文件（每台机器各一份）：</w:t>
+      </w:r>
+    </w:p>
+    <w:p>
+      <w:r>
+        <w:t>· config_local.py（项目根 / 设备端）→ MQTT_BROKER + 各账号密码</w:t>
+      </w:r>
+    </w:p>
+    <w:p>
+      <w:r>
+        <w:t>· web平台/server/config_local.py → 同上（网页后端）</w:t>
+      </w:r>
+    </w:p>
+    <w:p>
+      <w:r>
+        <w:t>· web平台/static/config_local.js → 地图中心 + 站点经纬度</w:t>
+      </w:r>
+    </w:p>
+    <w:p>
+      <w:r>
+        <w:t>★ 缺配置会明确报错（不会静默用错值）；★ 仓库 github.com/cjy-lucky05/car-drone-delivery（HTTPS 443 常被墙 → remote 已改 SSH 推送）</w:t>
+      </w:r>
+    </w:p>
+    <w:p>
       <w:pPr>
         <w:spacing w:before="240" w:after="120"/>
       </w:pPr>
@@ -423,7 +699,7 @@
           <w:b w:val="0"/>
           <w:sz w:val="22"/>
         </w:rPr>
-        <w:t xml:space="preserve">　　　　　　　　　　　　　　　　　　　　　　　　　　　　　　　　├→ 公网 → 云服务器 101.37.242.91:1884 → 平台 hub.py → SQLite 数据库</w:t>
+        <w:t xml:space="preserve">　　　　　　　　　　　　　　　　　　　　　　　　　　　　　　　　├→ 公网 → 云服务器 &lt;你的服务器IP&gt;:1884 → 平台 hub.py → SQLite 数据库</w:t>
       </w:r>
     </w:p>
     <w:p>
@@ -1632,6 +1908,80 @@
       </w:r>
     </w:p>
     <w:p>
+      <w:r>
+        <w:t>【产出】导航参数修正；桥接节点（自动回取货点、指令合并、抓取异常兜底）；网页（AR 徽章、删除按钮）；平台（两处死循环修复）；4 个新调试工具 + 2 个调参脚本；通信协议章节；本轮真机跑通“取货→校验→送达→放货→回待命点”全流程。</w:t>
+      </w:r>
+    </w:p>
+    <w:p>
+      <w:r>
+        <w:t>· 里程计漂移原因梳理：阿克曼转向时内外轮行程不同、地面打滑、轮径在固件中写死(64.0mm)。</w:t>
+      </w:r>
+    </w:p>
+    <w:p>
+      <w:r>
+        <w:t>· 学长A原始代码中“视觉引导抓取”（easy_handeye 手眼标定 + MoveIt 逆解）已整段注释掉，实际为“固定姿态死抓”；其论文所述“导航精度 5cm”为测试判据。→ 视觉引导抓取可作为本课题的改进点。</w:t>
+      </w:r>
+    </w:p>
+    <w:p>
+      <w:r>
+        <w:t>· IMU：底盘固件与驱动均支持（pub_imu 默认 False，改用 pub_imu:=True 即可发布，实测有数据）。但固件给出的 orientation.x 原始值为 65534(0xFFFE，无效哨兵)，四元数非法 → 姿态不可用；角速度与加速度计数据正常（静止时角速度≈0、加速度 z≈9.79 即重力）→ 结论：可只用角速度，姿态需上位机自行解算。</w:t>
+      </w:r>
+    </w:p>
+    <w:p>
+      <w:r>
+        <w:t>【查清的技术问题（供论文/答辩引用）】</w:t>
+      </w:r>
+    </w:p>
+    <w:p>
+      <w:r>
+        <w:t>⑦ 通信协议整理并写入《车机协同数据模型与通信接口设计.docx》第十二节：小车 11 种上报 + 平台 5 种指令 + 完整时序 + 三个关键设计点。</w:t>
+      </w:r>
+    </w:p>
+    <w:p>
+      <w:r>
+        <w:t>⑥ 修复指令漏洞：网页【手动操作】的 goto_deliver（派车送达）在小车端无对应分支，点了只会报“未知指令”→ 已与 deliver 合并。</w:t>
+      </w:r>
+    </w:p>
+    <w:p>
+      <w:r>
+        <w:t>⑤ 新增调试工具：ar_range_check.py（测相机 AR 识别范围与码在相机系/车体系坐标，用于确定物块该摆哪）、cam_web.py（网页看相机，不依赖图形界面）、arm_jog.py（单独调机械臂关节角、实时报码距离）、wheel_calib.py（轮径标定助手）、tune_nav.sh（导航参数修正）、set_tol_5cm.sh（容差调整）。</w:t>
+      </w:r>
+    </w:p>
+    <w:p>
+      <w:r>
+        <w:t>④ 平台修两处死循环：其一，送达后包裹未从“取货中转货架”改挂到“目的地配送点货柜”，导致中转货架被误判仍有货 → 反复巡检补任务派车；其二，任务完成状态口径不统一（DONE / delivered），导致已完成任务仍被计入“未完成”并被重新排队。</w:t>
+      </w:r>
+    </w:p>
+    <w:p>
+      <w:r>
+        <w:t>③ 网页增强：包裹跟踪页加 AR 码徽章（实心紫底白字高对比）+ 删除按钮（列表每条 + 详情头），方便清理测试数据与收件人信息。</w:t>
+      </w:r>
+    </w:p>
+    <w:p>
+      <w:r>
+        <w:t>② 送完货自动回取货点待命（AFTER_DELIVER=pick，默认）：车送完不再停在送达点/回起点，而是回到取货点等下一单，有货立即能抓。</w:t>
+      </w:r>
+    </w:p>
+    <w:p>
+      <w:r>
+        <w:t>① 导航调参（解决“快到目标点/行进中一直前后左右徘徊”）：xy_goal_tolerance 0.1→0.08、yaw_goal_tolerance 0.2→0.10、controller_frequency 2.0→10.0 Hz。★ 前两项是纠正此前“照抄学长A论文 5cm”的误用 —— 论文里的 5cm 是测试判据，不是 planner 参数，收太紧会导致车到不了目标点而反复重规划、来回蹭。</w:t>
+      </w:r>
+    </w:p>
+    <w:p>
+      <w:r>
+        <w:t>【做了什么】</w:t>
+      </w:r>
+    </w:p>
+    <w:p>
+      <w:r>
+        <w:rPr>
+          <w:b/>
+          <w:sz w:val="24"/>
+        </w:rPr>
+        <w:t>2026-10-10｜导航调参 + 自动回取货点 + 网页增强 + 平台两处死循环修复</w:t>
+      </w:r>
+    </w:p>
+    <w:p>
       <w:pPr>
         <w:spacing w:before="240" w:after="120"/>
       </w:pPr>
@@ -1930,7 +2280,7 @@
           <w:b w:val="0"/>
           <w:sz w:val="22"/>
         </w:rPr>
-        <w:t>服务器：阿里云 ECS（101.37.242.91，Ubuntu 20.04，Python 3.8.10）—— 实验室公共服务器</w:t>
+        <w:t>服务器：阿里云 ECS（&lt;你的服务器IP&gt;，Ubuntu 20.04，Python 3.8.10）—— 实验室公共服务器</w:t>
       </w:r>
     </w:p>
     <w:p>

--- a/report/README_项目进度与架构说明.docx
+++ b/report/README_项目进度与架构说明.docx
@@ -41,7 +41,7 @@
     </w:p>
     <w:p>
       <w:r>
-        <w:t>【一句话现状】平台 + 网页监控台已成型；小车端真机已跑通「取货 → AR码校验 → 送达 → 放货」全流程；无人机端为【人操作】网页上报（不涉及自主飞行）。当前卡点：机械臂抓取精度（先充电复测）+ 停位误差实测。</w:t>
+        <w:t>【一句话现状】平台 + 网页监控台已成型；小车端真机已跑通「取货 → AR码校验 → 视觉对准 → 抓取 → 送达 → 放货」全流程，并已连续多单稳定运行；无人机端为【人操作】网页上报（不涉及自主飞行）。★ 原先的两个卡点（机械臂抓取精度、停位误差）都已解决：停位靠「粗对齐 dock + 视觉对准」收到毫米级，抓取稳定夹住。</w:t>
       </w:r>
     </w:p>
     <w:p>
@@ -79,7 +79,7 @@
           <w:b/>
           <w:sz w:val="24"/>
         </w:rPr>
-        <w:t>【启动顺序（小车 5 终端 + NX 1 终端）】</w:t>
+        <w:t>【启动顺序（小车 4 终端 + NX 1 终端）★ 别再多起 base_control】</w:t>
       </w:r>
     </w:p>
     <w:p>
@@ -89,22 +89,22 @@
     </w:p>
     <w:p>
       <w:r>
-        <w:t>终端2  source ~/catkin_ws/devel/setup.bash &amp;&amp; roslaunch wd_base_control base_control.launch   （必须先起）</w:t>
-      </w:r>
-    </w:p>
-    <w:p>
-      <w:r>
-        <w:t>终端3  source ~/catkin_ws/devel/setup.bash &amp;&amp; roslaunch wd_robot_navigation robot_navigation.launch open_rviz:=true map_file:=$HOME/chen_car_drone/maps/lab_20261009.yaml</w:t>
-      </w:r>
-    </w:p>
-    <w:p>
-      <w:r>
-        <w:t>终端4  source ~/catkin_ws/devel/setup.bash &amp;&amp; roslaunch wd_vision bringup.launch   （相机+AR识别，少它读不到码）</w:t>
-      </w:r>
-    </w:p>
-    <w:p>
-      <w:r>
-        <w:t>终端5  cd ~/chen_car_drone/小车 &amp;&amp; source ~/catkin_ws/devel/setup.bash &amp;&amp; python3 -u mqtt_bridge_node.py</w:t>
+        <w:t>终端2  source ~/catkin_ws/devel/setup.bash &amp;&amp; roslaunch wd_robot_navigation robot_navigation.launch open_rviz:=true map_file:=$HOME/chen_car_drone/maps/lab_20261009.yaml   ★ 它【自带底盘 base_control】—— 千万别再单独起 wd_base_control（两个抢串口 → 车完全不动 + 疯狂刷 error）</w:t>
+      </w:r>
+    </w:p>
+    <w:p>
+      <w:r>
+        <w:t>终端3  source ~/catkin_ws/devel/setup.bash &amp;&amp; roslaunch wd_vision bringup.launch   （相机 + AR 识别，少它读不到码；参数 max_new_marker_error 保持 0.08，别放大）</w:t>
+      </w:r>
+    </w:p>
+    <w:p>
+      <w:r>
+        <w:t>终端4  cd ~/chen_car_drone/小车 &amp;&amp; source ~/catkin_ws/devel/setup.bash &amp;&amp; python3 -u mqtt_bridge_node.py   （桥接节点：启动自动归 init；收到 pick 后 粗对齐→sentry→等码→视觉对准→抓取）</w:t>
+      </w:r>
+    </w:p>
+    <w:p>
+      <w:r>
+        <w:t>★ 起完自检：source ~/catkin_ws/devel/setup.bash &amp;&amp; rosnode list | grep base_control   → 必须【只有 1 个】；再 rostopic info /cmd_vel 看订阅者也只有 1 个</w:t>
       </w:r>
     </w:p>
     <w:p>
@@ -114,7 +114,7 @@
     </w:p>
     <w:p>
       <w:r>
-        <w:t>★ 终端3 起来后必须做：把车推回建图起点 → RViz 点【2D Pose Estimate】→ 拖到【激光点云和地图墙体贴合】（不贴合 = 报错了位置，车会系统性走偏）</w:t>
+        <w:t>★ 导航起来后必须做：把车推回建图起点（或已知位置）→ RViz 点【2D Pose Estimate】→ 拖到【激光点云和地图墙体贴合】（不贴合 = 报错了位置，车会系统性走偏，后面的粗对齐会一直补不回来）</w:t>
       </w:r>
     </w:p>
     <w:p>
@@ -162,7 +162,7 @@
     </w:p>
     <w:p>
       <w:r>
-        <w:t>★ 等码时间 120 秒（AR_WAIT_SEC 可调）；默认【不自动回起点】（AUTO_GO_HOME=0，车停在送达点待命）。</w:t>
+        <w:t>★ 等码时间 300 秒（AR_WAIT_SEC 可调）；默认【送完自动回取货点待命】（AFTER_DELIVER=pick）。★ 抓取前会先做「粗对齐」再「视觉对准」两段微调。</w:t>
       </w:r>
     </w:p>
     <w:p>
@@ -181,6 +181,22 @@
     </w:p>
     <w:p>
       <w:r>
+        <w:rPr>
+          <w:rFonts w:ascii="黑体" w:hAnsi="黑体" w:eastAsia="黑体"/>
+        </w:rPr>
+        <w:t>· car_align.py（★ 本轮新增）—— 视觉对准：读 AR 码在相机系的 x/y，与示教目标比较，发小步 cmd_vel（20Hz 连发）把物块伺服到「夹爪刚好夹得住」的画面位置。支持 --teach（示教读数）/ --dry（只算不动）/ --watch N（看识别率）</w:t>
+      </w:r>
+    </w:p>
+    <w:p>
+      <w:r>
+        <w:rPr>
+          <w:rFonts w:ascii="黑体" w:hAnsi="黑体" w:eastAsia="黑体"/>
+        </w:rPr>
+        <w:t>· nav_align.py（★ 本轮新增，已被 dock 方案取代，留作参考）—— 用「发微调导航目标」的方式对准；实测 move_base 小于约 5cm 的目标不动，故最终改用 cmd_vel 伺服 + dock 阻尼补偿</w:t>
+      </w:r>
+    </w:p>
+    <w:p>
+      <w:r>
         <w:t>· cam_web.py —— 网页看相机画面：小车上跑 python3 cam_web.py，电脑浏览器开 http://&lt;小车IP&gt;:8088（不需要图形界面）</w:t>
       </w:r>
     </w:p>
@@ -1979,6 +1995,416 @@
           <w:sz w:val="24"/>
         </w:rPr>
         <w:t>2026-10-10｜导航调参 + 自动回取货点 + 网页增强 + 平台两处死循环修复</w:t>
+      </w:r>
+    </w:p>
+    <w:p>
+      <w:r>
+        <w:rPr>
+          <w:rFonts w:ascii="黑体" w:hAnsi="黑体" w:eastAsia="黑体"/>
+          <w:b/>
+          <w:sz w:val="24"/>
+        </w:rPr>
+        <w:t>2026-10-14 ~ 10-17｜★ 视觉对准闭环 + 粗对齐阻尼补偿 + 平台「先有用户才能有包裹」</w:t>
+      </w:r>
+    </w:p>
+    <w:p>
+      <w:r>
+        <w:rPr>
+          <w:rFonts w:ascii="黑体" w:hAnsi="黑体" w:eastAsia="黑体"/>
+          <w:b/>
+          <w:sz w:val="24"/>
+        </w:rPr>
+        <w:t>■ 一、导航停位误差的根治（视觉对准 + 粗对齐）</w:t>
+      </w:r>
+    </w:p>
+    <w:p>
+      <w:r>
+        <w:rPr>
+          <w:rFonts w:ascii="黑体" w:hAnsi="黑体" w:eastAsia="黑体"/>
+          <w:b/>
+          <w:sz w:val="24"/>
+        </w:rPr>
+        <w:t>【问题】导航到取货点的停位误差实测 ±6~12cm（TEB xy_goal_tolerance=0.08 是主因之一），而夹爪容差只有约 1.5cm → 物块经常跑出相机画面，「固定姿态死抓」的抓空率很高。</w:t>
+      </w:r>
+    </w:p>
+    <w:p>
+      <w:r>
+        <w:rPr>
+          <w:rFonts w:ascii="黑体" w:hAnsi="黑体" w:eastAsia="黑体"/>
+          <w:b/>
+          <w:sz w:val="24"/>
+        </w:rPr>
+        <w:t>【解法一 · 视觉对准】新增 car_align.py，逻辑已内置进桥接节点 _visual_align()</w:t>
+      </w:r>
+    </w:p>
+    <w:p>
+      <w:r>
+        <w:rPr>
+          <w:rFonts w:ascii="黑体" w:hAnsi="黑体" w:eastAsia="黑体"/>
+          <w:b/>
+          <w:sz w:val="24"/>
+        </w:rPr>
+        <w:t>· 目标值 = 示教读数：把车挪到「夹爪刚好夹得住」的位置，读 AR 码在【相机系】的 x / y 作为目标值。它只取决于相机安装 + 机械臂 sentry 姿态 + 物块大小，与车停在哪无关。</w:t>
+      </w:r>
+    </w:p>
+    <w:p>
+      <w:r>
+        <w:rPr>
+          <w:rFonts w:ascii="黑体" w:hAnsi="黑体" w:eastAsia="黑体"/>
+          <w:b/>
+          <w:sz w:val="24"/>
+        </w:rPr>
+        <w:t>· 控制律：横向偏差 dx → 角速度（车头转角 ≈ 画面横移角，约 1:1）；前后偏差 dy → 前进 / 后退；两个方向同时给 = 走小弧线。</w:t>
+      </w:r>
+    </w:p>
+    <w:p>
+      <w:r>
+        <w:rPr>
+          <w:rFonts w:ascii="黑体" w:hAnsi="黑体" w:eastAsia="黑体"/>
+          <w:b/>
+          <w:sz w:val="24"/>
+        </w:rPr>
+        <w:t>· ★ 三条实测踩出来的硬约束（很关键，答辩可讲）：</w:t>
+      </w:r>
+    </w:p>
+    <w:p>
+      <w:r>
+        <w:rPr>
+          <w:rFonts w:ascii="黑体" w:hAnsi="黑体" w:eastAsia="黑体"/>
+          <w:b/>
+          <w:sz w:val="24"/>
+        </w:rPr>
+        <w:t xml:space="preserve">  ① 阿克曼不能原地转向（转弯半径 0.375m）→ linear=0 而 angular≠0 等于原地打轮，车纹丝不动；必须 linear + angular 同时给。</w:t>
+      </w:r>
+    </w:p>
+    <w:p>
+      <w:r>
+        <w:rPr>
+          <w:rFonts w:ascii="黑体" w:hAnsi="黑体" w:eastAsia="黑体"/>
+          <w:b/>
+          <w:sz w:val="24"/>
+        </w:rPr>
+        <w:t xml:space="preserve">  ② 曲率约束 |w| / |v| ≤ 1 / min_turning_radius ≈ 2.67；超了底盘【只打前轮、后轮不走、车不动】。所以车速必须跟得上转向：v ≥ |w| / kappa_max（留 15% 余量，按 min_radius=0.40 计算）。</w:t>
+      </w:r>
+    </w:p>
+    <w:p>
+      <w:r>
+        <w:rPr>
+          <w:rFonts w:ascii="黑体" w:hAnsi="黑体" w:eastAsia="黑体"/>
+          <w:b/>
+          <w:sz w:val="24"/>
+        </w:rPr>
+        <w:t xml:space="preserve">  ③ 底盘要【持续收到】cmd_vel 才走 → 每步按 20Hz 连发 0.2 秒；单发一次不生效（这也是前面「车总也不动」的真正原因）。</w:t>
+      </w:r>
+    </w:p>
+    <w:p>
+      <w:r>
+        <w:rPr>
+          <w:rFonts w:ascii="黑体" w:hAnsi="黑体" w:eastAsia="黑体"/>
+          <w:b/>
+          <w:sz w:val="24"/>
+        </w:rPr>
+        <w:t>· 实测效果：偏差 54mm / 46mm → 13 步收敛到 7.7mm / 6.7mm，全程物块都在画面内，随后夹爪成功夹住 ✓。另有多轮 2~6 步收敛的记录。</w:t>
+      </w:r>
+    </w:p>
+    <w:p>
+      <w:r>
+        <w:rPr>
+          <w:rFonts w:ascii="黑体" w:hAnsi="黑体" w:eastAsia="黑体"/>
+          <w:b/>
+          <w:sz w:val="24"/>
+        </w:rPr>
+        <w:t>【解法二 · 粗对齐 dock】新增 _dock_to_site()，收到 pick 指令后、抬手前执行</w:t>
+      </w:r>
+    </w:p>
+    <w:p>
+      <w:r>
+        <w:rPr>
+          <w:rFonts w:ascii="黑体" w:hAnsi="黑体" w:eastAsia="黑体"/>
+          <w:b/>
+          <w:sz w:val="24"/>
+        </w:rPr>
+        <w:t>· 读 /amcl_pose 与真实取货点比较，偏差大就发【补偿目标】重走，迭代收敛。</w:t>
+      </w:r>
+    </w:p>
+    <w:p>
+      <w:r>
+        <w:rPr>
+          <w:rFonts w:ascii="黑体" w:hAnsi="黑体" w:eastAsia="黑体"/>
+          <w:b/>
+          <w:sz w:val="24"/>
+        </w:rPr>
+        <w:t>· ★ 不能「重复走同一个点」—— 停位偏差是系统性的（每次都偏同一个方向），重复走还是偏。</w:t>
+      </w:r>
+    </w:p>
+    <w:p>
+      <w:r>
+        <w:rPr>
+          <w:rFonts w:ascii="黑体" w:hAnsi="黑体" w:eastAsia="黑体"/>
+          <w:b/>
+          <w:sz w:val="24"/>
+        </w:rPr>
+        <w:t>· ★★ 补偿系数必须【阻尼】。一次全补（k=1.0）实测会冲过头：T0093 车偏 -31cm → 补偿目标 1.664 → 实际停在 1.874（偏 +21cm）→ 三轮振荡收不住。</w:t>
+      </w:r>
+    </w:p>
+    <w:p>
+      <w:r>
+        <w:rPr>
+          <w:rFonts w:ascii="黑体" w:hAnsi="黑体" w:eastAsia="黑体"/>
+          <w:b/>
+          <w:sz w:val="24"/>
+        </w:rPr>
+        <w:t xml:space="preserve">  改成 k=0.6 + 自适应（这一轮偏差比上一轮更大就把系数减半：0.6→0.3→0.2）→ 同一次 31.8cm 第 2 轮就进 8cm ✓。</w:t>
+      </w:r>
+    </w:p>
+    <w:p>
+      <w:r>
+        <w:rPr>
+          <w:rFonts w:ascii="黑体" w:hAnsi="黑体" w:eastAsia="黑体"/>
+          <w:b/>
+          <w:sz w:val="24"/>
+        </w:rPr>
+        <w:t>· 容差 DOCK_TOL = 0.08（8cm）：目的不是「车到 4cm」，而是「物块进相机画面」（相机视野约 ±11cm），剩下几毫米交给视觉对准。</w:t>
+      </w:r>
+    </w:p>
+    <w:p>
+      <w:r>
+        <w:rPr>
+          <w:rFonts w:ascii="黑体" w:hAnsi="黑体" w:eastAsia="黑体"/>
+          <w:b/>
+          <w:sz w:val="24"/>
+        </w:rPr>
+        <w:t>【顺带查清的三件事】</w:t>
+      </w:r>
+    </w:p>
+    <w:p>
+      <w:r>
+        <w:rPr>
+          <w:rFonts w:ascii="黑体" w:hAnsi="黑体" w:eastAsia="黑体"/>
+          <w:b/>
+          <w:sz w:val="24"/>
+        </w:rPr>
+        <w:t>· 「画面里能看到」≠「ALVAR 能识别」：ar_track_alvar 靠图案四边形的几何解 ID 与位姿，视角斜到 30~45° 就解不出来（和扫二维码斜着扫不出同理）。</w:t>
+      </w:r>
+    </w:p>
+    <w:p>
+      <w:r>
+        <w:rPr>
+          <w:rFonts w:ascii="黑体" w:hAnsi="黑体" w:eastAsia="黑体"/>
+          <w:b/>
+          <w:sz w:val="24"/>
+        </w:rPr>
+        <w:t>· AR 识别本身是断续的（实测约 6% 的帧有码）→ 判据必须用【时间窗】（最近 1~2 秒内出现过就算看到），不能要求「当前这一帧有码」，否则会大量误判成「认不到」。</w:t>
+      </w:r>
+    </w:p>
+    <w:p>
+      <w:r>
+        <w:rPr>
+          <w:rFonts w:ascii="黑体" w:hAnsi="黑体" w:eastAsia="黑体"/>
+          <w:b/>
+          <w:sz w:val="24"/>
+        </w:rPr>
+        <w:t>· 机械臂姿态以 arm.srdf 为准：sentry=[89,57,99,-37.9,89,30]、grap=[89,18,84,14,89,30]；换算公式 舵机角 = 弧度×57.29578+90（夹爪除外 —— MoveIt 用弧度、舵机用 30/135 两套约定）。</w:t>
+      </w:r>
+    </w:p>
+    <w:p>
+      <w:r>
+        <w:rPr>
+          <w:rFonts w:ascii="黑体" w:hAnsi="黑体" w:eastAsia="黑体"/>
+          <w:b/>
+          <w:sz w:val="24"/>
+        </w:rPr>
+        <w:t>【新增的环境变量开关】（都可不改代码直接调）</w:t>
+      </w:r>
+    </w:p>
+    <w:p>
+      <w:r>
+        <w:rPr>
+          <w:rFonts w:ascii="黑体" w:hAnsi="黑体" w:eastAsia="黑体"/>
+          <w:b/>
+          <w:sz w:val="24"/>
+        </w:rPr>
+        <w:t>· 视觉对准：ALIGN_ENABLE / ALIGN_TX / ALIGN_TY / ALIGN_TOL_X / ALIGN_TOL_Y / ALIGN_KX / ALIGN_KY / ALIGN_VMAX / ALIGN_WMAX / ALIGN_MIN_RADIUS / ALIGN_MAX / ALIGN_STEP / ALIGN_SETTLE</w:t>
+      </w:r>
+    </w:p>
+    <w:p>
+      <w:r>
+        <w:rPr>
+          <w:rFonts w:ascii="黑体" w:hAnsi="黑体" w:eastAsia="黑体"/>
+          <w:b/>
+          <w:sz w:val="24"/>
+        </w:rPr>
+        <w:t>· 粗对齐：DOCK_ENABLE / DOCK_TOL / DOCK_K / DOCK_MAX / DOCK_WAIT</w:t>
+      </w:r>
+    </w:p>
+    <w:p>
+      <w:r>
+        <w:rPr>
+          <w:rFonts w:ascii="黑体" w:hAnsi="黑体" w:eastAsia="黑体"/>
+          <w:b/>
+          <w:sz w:val="24"/>
+        </w:rPr>
+        <w:t>· 其它：ARM_INIT_ON_START（启动自动归 init，默认开）、AR_WAIT_SEC（等码时间，默认已改 300 秒）</w:t>
+      </w:r>
+    </w:p>
+    <w:p>
+      <w:r>
+        <w:rPr>
+          <w:rFonts w:ascii="黑体" w:hAnsi="黑体" w:eastAsia="黑体"/>
+          <w:b/>
+          <w:sz w:val="24"/>
+        </w:rPr>
+        <w:t>■ 二、平台「先有用户，才能有包裹」（2026-10-17 数据一致性修复）</w:t>
+      </w:r>
+    </w:p>
+    <w:p>
+      <w:r>
+        <w:rPr>
+          <w:rFonts w:ascii="黑体" w:hAnsi="黑体" w:eastAsia="黑体"/>
+          <w:b/>
+          <w:sz w:val="24"/>
+        </w:rPr>
+        <w:t>【现象】包裹跟踪里 5 件全是「某用户」，但用户管理里起初并没有这个人；后来新建了某用户，他点「看包裹」却提示「没查到包裹」。</w:t>
+      </w:r>
+    </w:p>
+    <w:p>
+      <w:r>
+        <w:rPr>
+          <w:rFonts w:ascii="黑体" w:hAnsi="黑体" w:eastAsia="黑体"/>
+          <w:b/>
+          <w:sz w:val="24"/>
+        </w:rPr>
+        <w:t>【根因（查库确认）】网页「无人机上报」里，收件人姓名和手机号原来是【手输】的：那 5 件的 owner=某用户、phone=&lt;另一个手机号&gt;；而用户表里某用户的真号是 &lt;收件人手机号&gt; → 查询按手机号匹配，自然查不到（成了「孤儿包裹」）。更根本的是 new_parcel() 以前【完全不校验用户】→ 谁都能造包裹、手机号随便填。</w:t>
+      </w:r>
+    </w:p>
+    <w:p>
+      <w:r>
+        <w:rPr>
+          <w:rFonts w:ascii="黑体" w:hAnsi="黑体" w:eastAsia="黑体"/>
+          <w:b/>
+          <w:sz w:val="24"/>
+        </w:rPr>
+        <w:t>【后端修复 · hub.py 三处】</w:t>
+      </w:r>
+    </w:p>
+    <w:p>
+      <w:r>
+        <w:rPr>
+          <w:rFonts w:ascii="黑体" w:hAnsi="黑体" w:eastAsia="黑体"/>
+          <w:b/>
+          <w:sz w:val="24"/>
+        </w:rPr>
+        <w:t>· new_parcel() 加铁律：phone 必填，且必须在 users 表里；查到就用表里的【真名】覆盖 owner（防打错字 / 写成别名），查不到抛 ValueError、不建包裹。</w:t>
+      </w:r>
+    </w:p>
+    <w:p>
+      <w:r>
+        <w:rPr>
+          <w:rFonts w:ascii="黑体" w:hAnsi="黑体" w:eastAsia="黑体"/>
+          <w:b/>
+          <w:sz w:val="24"/>
+        </w:rPr>
+        <w:t>· drop_done（网页「已放货」）：在【建任务之前】先校验收件人，不通过就【不建任务、不占库位】，把原因记事件并报回前端。</w:t>
+      </w:r>
+    </w:p>
+    <w:p>
+      <w:r>
+        <w:rPr>
+          <w:rFonts w:ascii="黑体" w:hAnsi="黑体" w:eastAsia="黑体"/>
+          <w:b/>
+          <w:sz w:val="24"/>
+        </w:rPr>
+        <w:t>· parcel_in（中转点揽收）：同样包 try，失败报错、不建档案。</w:t>
+      </w:r>
+    </w:p>
+    <w:p>
+      <w:r>
+        <w:rPr>
+          <w:rFonts w:ascii="黑体" w:hAnsi="黑体" w:eastAsia="黑体"/>
+          <w:b/>
+          <w:sz w:val="24"/>
+        </w:rPr>
+        <w:t>【前端修复 · index.html 三处】</w:t>
+      </w:r>
+    </w:p>
+    <w:p>
+      <w:r>
+        <w:rPr>
+          <w:rFonts w:ascii="黑体" w:hAnsi="黑体" w:eastAsia="黑体"/>
+          <w:b/>
+          <w:sz w:val="24"/>
+        </w:rPr>
+        <w:t>· 收件人【手机号】从手输改成【下拉选择已注册的普通用户】（显示「姓名（手机号）· 楼栋」）。</w:t>
+      </w:r>
+    </w:p>
+    <w:p>
+      <w:r>
+        <w:rPr>
+          <w:rFonts w:ascii="黑体" w:hAnsi="黑体" w:eastAsia="黑体"/>
+          <w:b/>
+          <w:sz w:val="24"/>
+        </w:rPr>
+        <w:t>· 收件人【姓名】改成只读、选完手机号【自动带出】（用用户表里的真名，从根上防填错）。</w:t>
+      </w:r>
+    </w:p>
+    <w:p>
+      <w:r>
+        <w:rPr>
+          <w:rFonts w:ascii="黑体" w:hAnsi="黑体" w:eastAsia="黑体"/>
+          <w:b/>
+          <w:sz w:val="24"/>
+        </w:rPr>
+        <w:t>· 提交校验改成「必须从下拉里选」，下拉为空时提示先去用户管理添加。</w:t>
+      </w:r>
+    </w:p>
+    <w:p>
+      <w:r>
+        <w:rPr>
+          <w:rFonts w:ascii="黑体" w:hAnsi="黑体" w:eastAsia="黑体"/>
+          <w:b/>
+          <w:sz w:val="24"/>
+        </w:rPr>
+        <w:t>【数据修复】那 5 件包裹的 phone 由 &lt;另一个手机号&gt; 统一改为 &lt;收件人手机号&gt;（改前已备份 delivery.db）；验证结果：某用户（&lt;收件人手机号&gt;）名下 5 件 —— P0053 / P0057 / P0058 / P0059 / P0060 ✓。</w:t>
+      </w:r>
+    </w:p>
+    <w:p>
+      <w:r>
+        <w:rPr>
+          <w:rFonts w:ascii="黑体" w:hAnsi="黑体" w:eastAsia="黑体"/>
+          <w:b/>
+          <w:sz w:val="24"/>
+        </w:rPr>
+        <w:t>【★ 顺手澄清的服务器架构（很重要，别再搞错）】</w:t>
+      </w:r>
+    </w:p>
+    <w:p>
+      <w:r>
+        <w:rPr>
+          <w:rFonts w:ascii="黑体" w:hAnsi="黑体" w:eastAsia="黑体"/>
+          <w:b/>
+          <w:sz w:val="24"/>
+        </w:rPr>
+        <w:t>· 8010 端口跑的是 web平台/server/app.py（uvicorn），它【不写库】—— 只把人的操作转成 MQTT 消息；</w:t>
+      </w:r>
+    </w:p>
+    <w:p>
+      <w:r>
+        <w:rPr>
+          <w:rFonts w:ascii="黑体" w:hAnsi="黑体" w:eastAsia="黑体"/>
+          <w:b/>
+          <w:sz w:val="24"/>
+        </w:rPr>
+        <w:t>· hub.py 才是【唯一写库者】：订阅 cjy/# → 决策 → 写 SQLite。所以改完 hub.py 必须重启 hub.py，重启 app.py 无效。</w:t>
+      </w:r>
+    </w:p>
+    <w:p>
+      <w:r>
+        <w:rPr>
+          <w:rFonts w:ascii="黑体" w:hAnsi="黑体" w:eastAsia="黑体"/>
+          <w:b/>
+          <w:sz w:val="24"/>
+        </w:rPr>
+        <w:t>· ★★ 重启坑：绝对不能用 pkill -f hub.py —— ssh 命令行本身含这个字符串，会把 ssh 自己一起杀掉（本次实际踩到，平台被误停了一次）。正确做法：先 pgrep -af 「hub[.]py」 拿到 PID，再 kill 该 PID。</w:t>
       </w:r>
     </w:p>
     <w:p>

--- a/report/README_项目进度与架构说明.docx
+++ b/report/README_项目进度与架构说明.docx
@@ -1935,7 +1935,7 @@
     </w:p>
     <w:p>
       <w:r>
-        <w:t>· 学长A原始代码中“视觉引导抓取”（easy_handeye 手眼标定 + MoveIt 逆解）已整段注释掉，实际为“固定姿态死抓”；其论文所述“导航精度 5cm”为测试判据。→ 视觉引导抓取可作为本课题的改进点。</w:t>
+        <w:t>· 既有参考实现中「视觉引导抓取」（easy_handeye 手眼标定 + MoveIt 逆解）已整段注释掉，实际为「固定姿态死抓」；文献中 5cm 是导航精度的【测试判据】而非 planner 参数。→ 视觉引导抓取正是本课题的改进点 —— ★ 本项目已实现为「粗对齐阻尼补偿 + 视觉伺服对准」两级方案（见 2026-10-14 ~ 10-17 条目）。</w:t>
       </w:r>
     </w:p>
     <w:p>
@@ -1980,7 +1980,7 @@
     </w:p>
     <w:p>
       <w:r>
-        <w:t>① 导航调参（解决“快到目标点/行进中一直前后左右徘徊”）：xy_goal_tolerance 0.1→0.08、yaw_goal_tolerance 0.2→0.10、controller_frequency 2.0→10.0 Hz。★ 前两项是纠正此前“照抄学长A论文 5cm”的误用 —— 论文里的 5cm 是测试判据，不是 planner 参数，收太紧会导致车到不了目标点而反复重规划、来回蹭。</w:t>
+        <w:t>① 导航调参（解决“快到目标点/行进中一直前后左右徘徊”）：xy_goal_tolerance 0.1→0.08、yaw_goal_tolerance 0.2→0.10、controller_frequency 2.0→10.0 Hz。★ 前两项是纠正此前“照搬文献中 5cm”的误用 —— 论文里的 5cm 是测试判据，不是 planner 参数，收太紧会导致车到不了目标点而反复重规划、来回蹭。</w:t>
       </w:r>
     </w:p>
     <w:p>
